--- a/labs/lab08/report/infosec-intro--lab08--report.docx
+++ b/labs/lab08/report/infosec-intro--lab08--report.docx
@@ -7,7 +7,31 @@
         <w:pStyle w:val="Title"/>
       </w:pPr>
       <w:r>
-        <w:t xml:space="preserve">Отчёт по лабораторной работе №8</w:t>
+        <w:t xml:space="preserve">Отчёт</w:t>
+      </w:r>
+      <w:r>
+        <w:t xml:space="preserve"> </w:t>
+      </w:r>
+      <w:r>
+        <w:t xml:space="preserve">по</w:t>
+      </w:r>
+      <w:r>
+        <w:t xml:space="preserve"> </w:t>
+      </w:r>
+      <w:r>
+        <w:t xml:space="preserve">лабораторной</w:t>
+      </w:r>
+      <w:r>
+        <w:t xml:space="preserve"> </w:t>
+      </w:r>
+      <w:r>
+        <w:t xml:space="preserve">работе</w:t>
+      </w:r>
+      <w:r>
+        <w:t xml:space="preserve"> </w:t>
+      </w:r>
+      <w:r>
+        <w:t xml:space="preserve">№8</w:t>
       </w:r>
     </w:p>
     <w:p>
@@ -15,7 +39,13 @@
         <w:pStyle w:val="Subtitle"/>
       </w:pPr>
       <w:r>
-        <w:t xml:space="preserve">Шифр гаммирования</w:t>
+        <w:t xml:space="preserve">Шифр</w:t>
+      </w:r>
+      <w:r>
+        <w:t xml:space="preserve"> </w:t>
+      </w:r>
+      <w:r>
+        <w:t xml:space="preserve">гаммирования</w:t>
       </w:r>
     </w:p>
     <w:p>
@@ -23,7 +53,55 @@
         <w:pStyle w:val="Author"/>
       </w:pPr>
       <w:r>
-        <w:t xml:space="preserve">Архипов Александр</w:t>
+        <w:t xml:space="preserve">Архипов</w:t>
+      </w:r>
+      <w:r>
+        <w:t xml:space="preserve"> </w:t>
+      </w:r>
+      <w:r>
+        <w:t xml:space="preserve">Александр</w:t>
+      </w:r>
+      <w:r>
+        <w:t xml:space="preserve"> </w:t>
+      </w:r>
+      <w:r>
+        <w:t xml:space="preserve">Сергеевич</w:t>
+      </w:r>
+    </w:p>
+    <w:p>
+      <w:pPr>
+        <w:pStyle w:val="Author"/>
+      </w:pPr>
+      <w:r>
+        <w:t xml:space="preserve">НБИбд-01-24</w:t>
+      </w:r>
+    </w:p>
+    <w:p>
+      <w:pPr>
+        <w:pStyle w:val="Author"/>
+      </w:pPr>
+      <w:r>
+        <w:t xml:space="preserve">1132239106</w:t>
+      </w:r>
+      <w:r>
+        <w:t xml:space="preserve"> </w:t>
+      </w:r>
+      <w:r>
+        <w:t xml:space="preserve">|</w:t>
+      </w:r>
+      <w:r>
+        <w:t xml:space="preserve"> </w:t>
+      </w:r>
+      <w:r>
+        <w:t xml:space="preserve">1132239106@rudn.ru</w:t>
+      </w:r>
+    </w:p>
+    <w:p>
+      <w:pPr>
+        <w:pStyle w:val="Date"/>
+      </w:pPr>
+      <w:r>
+        <w:t xml:space="preserve">07.10.2026</w:t>
       </w:r>
     </w:p>
     <w:sdt>
@@ -39,26 +117,35 @@
             <w:pStyle w:val="TOCHeading"/>
           </w:pPr>
           <w:r>
-            <w:t xml:space="preserve">Содержание</w:t>
+            <w:t xml:space="preserve">Table of Contents</w:t>
           </w:r>
         </w:p>
         <w:p>
           <w:r>
             <w:fldChar w:fldCharType="begin" w:dirty="true"/>
-            <w:instrText xml:space="preserve">TOC \o "1-2" \h \z \u</w:instrText>
+            <w:instrText xml:space="preserve">TOC \o "1-3" \h \z \u</w:instrText>
             <w:fldChar w:fldCharType="separate"/>
             <w:fldChar w:fldCharType="end"/>
           </w:r>
         </w:p>
       </w:sdtContent>
     </w:sdt>
-    <w:bookmarkStart w:id="9" w:name="цель-работы"/>
+    <w:bookmarkStart w:id="20" w:name="цель-работы"/>
     <w:p>
       <w:pPr>
         <w:pStyle w:val="Heading1"/>
       </w:pPr>
       <w:r>
-        <w:t xml:space="preserve">1. Цель работы</w:t>
+        <w:rPr>
+          <w:rStyle w:val="SectionNumber"/>
+        </w:rPr>
+        <w:t xml:space="preserve">1</w:t>
+      </w:r>
+      <w:r>
+        <w:tab/>
+      </w:r>
+      <w:r>
+        <w:t xml:space="preserve">Цель работы</w:t>
       </w:r>
     </w:p>
     <w:p>
@@ -69,23 +156,41 @@
         <w:t xml:space="preserve">Освоить на практике применение режима однократного гаммирования на примере кодирования различных исходных текстов одним ключом.</w:t>
       </w:r>
     </w:p>
-    <w:bookmarkEnd w:id="9"/>
-    <w:bookmarkStart w:id="12" w:name="теоретические-сведения"/>
+    <w:bookmarkEnd w:id="20"/>
+    <w:bookmarkStart w:id="23" w:name="теоретические-сведения"/>
     <w:p>
       <w:pPr>
         <w:pStyle w:val="Heading1"/>
       </w:pPr>
       <w:r>
-        <w:t xml:space="preserve">2. Теоретические сведения</w:t>
-      </w:r>
-    </w:p>
-    <w:bookmarkStart w:id="10" w:name="шифр-гаммирования"/>
+        <w:rPr>
+          <w:rStyle w:val="SectionNumber"/>
+        </w:rPr>
+        <w:t xml:space="preserve">2</w:t>
+      </w:r>
+      <w:r>
+        <w:tab/>
+      </w:r>
+      <w:r>
+        <w:t xml:space="preserve">Теоретические сведения</w:t>
+      </w:r>
+    </w:p>
+    <w:bookmarkStart w:id="21" w:name="шифр-гаммирования"/>
     <w:p>
       <w:pPr>
         <w:pStyle w:val="Heading2"/>
       </w:pPr>
       <w:r>
-        <w:t xml:space="preserve">2.1 Шифр гаммирования</w:t>
+        <w:rPr>
+          <w:rStyle w:val="SectionNumber"/>
+        </w:rPr>
+        <w:t xml:space="preserve">2.1</w:t>
+      </w:r>
+      <w:r>
+        <w:tab/>
+      </w:r>
+      <w:r>
+        <w:t xml:space="preserve">Шифр гаммирования</w:t>
       </w:r>
     </w:p>
     <w:p>
@@ -170,14 +275,23 @@
         <w:t xml:space="preserve">Подсчет контрольной суммы участка данных, соответствующего сегменту данных H(2) и т.д.</w:t>
       </w:r>
     </w:p>
-    <w:bookmarkEnd w:id="10"/>
-    <w:bookmarkStart w:id="11" w:name="идея-взлома"/>
+    <w:bookmarkEnd w:id="21"/>
+    <w:bookmarkStart w:id="22" w:name="идея-взлома"/>
     <w:p>
       <w:pPr>
         <w:pStyle w:val="Heading2"/>
       </w:pPr>
       <w:r>
-        <w:t xml:space="preserve">2.2 Идея взлома</w:t>
+        <w:rPr>
+          <w:rStyle w:val="SectionNumber"/>
+        </w:rPr>
+        <w:t xml:space="preserve">2.2</w:t>
+      </w:r>
+      <w:r>
+        <w:tab/>
+      </w:r>
+      <w:r>
+        <w:t xml:space="preserve">Идея взлома</w:t>
       </w:r>
     </w:p>
     <w:p>
@@ -801,24 +915,50 @@
         <w:t xml:space="preserve">И так далее. Действуя подобным образом, злоумышленник даже если не прочитает оба сообщения, то значительно уменьшит пространство их поиска.</w:t>
       </w:r>
     </w:p>
-    <w:bookmarkEnd w:id="11"/>
-    <w:bookmarkEnd w:id="12"/>
-    <w:bookmarkStart w:id="23" w:name="выполнение-работы"/>
+    <w:bookmarkEnd w:id="22"/>
+    <w:bookmarkEnd w:id="23"/>
+    <w:bookmarkStart w:id="33" w:name="выполнение-работы"/>
     <w:p>
       <w:pPr>
         <w:pStyle w:val="Heading1"/>
       </w:pPr>
       <w:r>
-        <w:t xml:space="preserve">3. Выполнение работы</w:t>
-      </w:r>
-    </w:p>
-    <w:bookmarkStart w:id="13" w:name="X96408e5875a87c3988b6e422c610951d55e7583"/>
+        <w:rPr>
+          <w:rStyle w:val="SectionNumber"/>
+        </w:rPr>
+        <w:t xml:space="preserve">3</w:t>
+      </w:r>
+      <w:r>
+        <w:tab/>
+      </w:r>
+      <w:r>
+        <w:t xml:space="preserve">Выполнение работы</w:t>
+      </w:r>
+    </w:p>
+    <w:p>
+      <w:pPr>
+        <w:pStyle w:val="FirstParagraph"/>
+      </w:pPr>
+      <w:r>
+        <w:t xml:space="preserve">Программа запущена как Python-файл в настоящем терминале Ubuntu, без Jupyter. Используется XOR байтов UTF-8 и ключ secrets.token_bytes. Обе строки имеют длину 25 байт. Повторение ключа в двух сообщениях используется только в учебном примере атаки. Шифротексты меняются при каждом новом запуске.</w:t>
+      </w:r>
+    </w:p>
+    <w:bookmarkStart w:id="24" w:name="X055cb11d179ef1c3fb2b22f4794620d0622af1b"/>
     <w:p>
       <w:pPr>
         <w:pStyle w:val="Heading2"/>
       </w:pPr>
       <w:r>
-        <w:t xml:space="preserve">3.1 Реализация взломщика, шифратора и дешифратора на Python</w:t>
+        <w:rPr>
+          <w:rStyle w:val="SectionNumber"/>
+        </w:rPr>
+        <w:t xml:space="preserve">3.1</w:t>
+      </w:r>
+      <w:r>
+        <w:tab/>
+      </w:r>
+      <w:r>
+        <w:t xml:space="preserve">Реализация XOR и учебной атаки при повторении ключа</w:t>
       </w:r>
     </w:p>
     <w:p>
@@ -827,738 +967,1115 @@
       </w:pPr>
       <w:r>
         <w:rPr>
-          <w:rStyle w:val="VerbatimChar"/>
-        </w:rPr>
-        <w:t xml:space="preserve">a = ord("а")</w:t>
+          <w:rStyle w:val="ImportTok"/>
+        </w:rPr>
+        <w:t xml:space="preserve">import</w:t>
+      </w:r>
+      <w:r>
+        <w:rPr>
+          <w:rStyle w:val="NormalTok"/>
+        </w:rPr>
+        <w:t xml:space="preserve"> secrets</w:t>
       </w:r>
       <w:r>
         <w:br/>
       </w:r>
       <w:r>
         <w:rPr>
-          <w:rStyle w:val="VerbatimChar"/>
-        </w:rPr>
-        <w:t xml:space="preserve">liters = [chr(i) for i in range(a, a + 32)]</w:t>
+          <w:rStyle w:val="ImportTok"/>
+        </w:rPr>
+        <w:t xml:space="preserve">import</w:t>
+      </w:r>
+      <w:r>
+        <w:rPr>
+          <w:rStyle w:val="NormalTok"/>
+        </w:rPr>
+        <w:t xml:space="preserve"> sys</w:t>
       </w:r>
       <w:r>
         <w:br/>
       </w:r>
       <w:r>
         <w:rPr>
-          <w:rStyle w:val="VerbatimChar"/>
-        </w:rPr>
-        <w:t xml:space="preserve">a = ord("0")</w:t>
+          <w:rStyle w:val="KeywordTok"/>
+        </w:rPr>
+        <w:t xml:space="preserve">def</w:t>
+      </w:r>
+      <w:r>
+        <w:rPr>
+          <w:rStyle w:val="NormalTok"/>
+        </w:rPr>
+        <w:t xml:space="preserve"> xor(a, b):</w:t>
       </w:r>
       <w:r>
         <w:br/>
       </w:r>
       <w:r>
         <w:rPr>
-          <w:rStyle w:val="VerbatimChar"/>
-        </w:rPr>
-        <w:t xml:space="preserve">for i in range(a, a+10):</w:t>
+          <w:rStyle w:val="NormalTok"/>
+        </w:rPr>
+        <w:t xml:space="preserve">    </w:t>
+      </w:r>
+      <w:r>
+        <w:rPr>
+          <w:rStyle w:val="ControlFlowTok"/>
+        </w:rPr>
+        <w:t xml:space="preserve">if</w:t>
+      </w:r>
+      <w:r>
+        <w:rPr>
+          <w:rStyle w:val="NormalTok"/>
+        </w:rPr>
+        <w:t xml:space="preserve"> </w:t>
+      </w:r>
+      <w:r>
+        <w:rPr>
+          <w:rStyle w:val="BuiltInTok"/>
+        </w:rPr>
+        <w:t xml:space="preserve">len</w:t>
+      </w:r>
+      <w:r>
+        <w:rPr>
+          <w:rStyle w:val="NormalTok"/>
+        </w:rPr>
+        <w:t xml:space="preserve">(a) </w:t>
+      </w:r>
+      <w:r>
+        <w:rPr>
+          <w:rStyle w:val="OperatorTok"/>
+        </w:rPr>
+        <w:t xml:space="preserve">!=</w:t>
+      </w:r>
+      <w:r>
+        <w:rPr>
+          <w:rStyle w:val="NormalTok"/>
+        </w:rPr>
+        <w:t xml:space="preserve"> </w:t>
+      </w:r>
+      <w:r>
+        <w:rPr>
+          <w:rStyle w:val="BuiltInTok"/>
+        </w:rPr>
+        <w:t xml:space="preserve">len</w:t>
+      </w:r>
+      <w:r>
+        <w:rPr>
+          <w:rStyle w:val="NormalTok"/>
+        </w:rPr>
+        <w:t xml:space="preserve">(b):</w:t>
       </w:r>
       <w:r>
         <w:br/>
       </w:r>
       <w:r>
         <w:rPr>
-          <w:rStyle w:val="VerbatimChar"/>
-        </w:rPr>
-        <w:t xml:space="preserve">    liters.append(chr(i))</w:t>
+          <w:rStyle w:val="NormalTok"/>
+        </w:rPr>
+        <w:t xml:space="preserve">        </w:t>
+      </w:r>
+      <w:r>
+        <w:rPr>
+          <w:rStyle w:val="ControlFlowTok"/>
+        </w:rPr>
+        <w:t xml:space="preserve">raise</w:t>
+      </w:r>
+      <w:r>
+        <w:rPr>
+          <w:rStyle w:val="NormalTok"/>
+        </w:rPr>
+        <w:t xml:space="preserve"> </w:t>
+      </w:r>
+      <w:r>
+        <w:rPr>
+          <w:rStyle w:val="PreprocessorTok"/>
+        </w:rPr>
+        <w:t xml:space="preserve">ValueError</w:t>
+      </w:r>
+      <w:r>
+        <w:rPr>
+          <w:rStyle w:val="NormalTok"/>
+        </w:rPr>
+        <w:t xml:space="preserve">(</w:t>
+      </w:r>
+      <w:r>
+        <w:rPr>
+          <w:rStyle w:val="StringTok"/>
+        </w:rPr>
+        <w:t xml:space="preserve">'Длины байтовых строк должны совпадать'</w:t>
+      </w:r>
+      <w:r>
+        <w:rPr>
+          <w:rStyle w:val="NormalTok"/>
+        </w:rPr>
+        <w:t xml:space="preserve">)</w:t>
       </w:r>
       <w:r>
         <w:br/>
       </w:r>
       <w:r>
+        <w:rPr>
+          <w:rStyle w:val="NormalTok"/>
+        </w:rPr>
+        <w:t xml:space="preserve">    </w:t>
+      </w:r>
+      <w:r>
+        <w:rPr>
+          <w:rStyle w:val="ControlFlowTok"/>
+        </w:rPr>
+        <w:t xml:space="preserve">return</w:t>
+      </w:r>
+      <w:r>
+        <w:rPr>
+          <w:rStyle w:val="NormalTok"/>
+        </w:rPr>
+        <w:t xml:space="preserve"> </w:t>
+      </w:r>
+      <w:r>
+        <w:rPr>
+          <w:rStyle w:val="BuiltInTok"/>
+        </w:rPr>
+        <w:t xml:space="preserve">bytes</w:t>
+      </w:r>
+      <w:r>
+        <w:rPr>
+          <w:rStyle w:val="NormalTok"/>
+        </w:rPr>
+        <w:t xml:space="preserve">(x </w:t>
+      </w:r>
+      <w:r>
+        <w:rPr>
+          <w:rStyle w:val="OperatorTok"/>
+        </w:rPr>
+        <w:t xml:space="preserve">^</w:t>
+      </w:r>
+      <w:r>
+        <w:rPr>
+          <w:rStyle w:val="NormalTok"/>
+        </w:rPr>
+        <w:t xml:space="preserve"> y </w:t>
+      </w:r>
+      <w:r>
+        <w:rPr>
+          <w:rStyle w:val="ControlFlowTok"/>
+        </w:rPr>
+        <w:t xml:space="preserve">for</w:t>
+      </w:r>
+      <w:r>
+        <w:rPr>
+          <w:rStyle w:val="NormalTok"/>
+        </w:rPr>
+        <w:t xml:space="preserve"> x, y </w:t>
+      </w:r>
+      <w:r>
+        <w:rPr>
+          <w:rStyle w:val="KeywordTok"/>
+        </w:rPr>
+        <w:t xml:space="preserve">in</w:t>
+      </w:r>
+      <w:r>
+        <w:rPr>
+          <w:rStyle w:val="NormalTok"/>
+        </w:rPr>
+        <w:t xml:space="preserve"> </w:t>
+      </w:r>
+      <w:r>
+        <w:rPr>
+          <w:rStyle w:val="BuiltInTok"/>
+        </w:rPr>
+        <w:t xml:space="preserve">zip</w:t>
+      </w:r>
+      <w:r>
+        <w:rPr>
+          <w:rStyle w:val="NormalTok"/>
+        </w:rPr>
+        <w:t xml:space="preserve">(a, b))</w:t>
+      </w:r>
+      <w:r>
         <w:br/>
       </w:r>
       <w:r>
         <w:rPr>
-          <w:rStyle w:val="VerbatimChar"/>
-        </w:rPr>
-        <w:t xml:space="preserve">a = ord("А")</w:t>
+          <w:rStyle w:val="NormalTok"/>
+        </w:rPr>
+        <w:t xml:space="preserve">p1 </w:t>
+      </w:r>
+      <w:r>
+        <w:rPr>
+          <w:rStyle w:val="OperatorTok"/>
+        </w:rPr>
+        <w:t xml:space="preserve">=</w:t>
+      </w:r>
+      <w:r>
+        <w:rPr>
+          <w:rStyle w:val="NormalTok"/>
+        </w:rPr>
+        <w:t xml:space="preserve"> </w:t>
+      </w:r>
+      <w:r>
+        <w:rPr>
+          <w:rStyle w:val="StringTok"/>
+        </w:rPr>
+        <w:t xml:space="preserve">'КодоваяФраза1'</w:t>
+      </w:r>
+      <w:r>
+        <w:rPr>
+          <w:rStyle w:val="NormalTok"/>
+        </w:rPr>
+        <w:t xml:space="preserve">.encode(</w:t>
+      </w:r>
+      <w:r>
+        <w:rPr>
+          <w:rStyle w:val="StringTok"/>
+        </w:rPr>
+        <w:t xml:space="preserve">'utf-8'</w:t>
+      </w:r>
+      <w:r>
+        <w:rPr>
+          <w:rStyle w:val="NormalTok"/>
+        </w:rPr>
+        <w:t xml:space="preserve">)</w:t>
       </w:r>
       <w:r>
         <w:br/>
       </w:r>
       <w:r>
         <w:rPr>
-          <w:rStyle w:val="VerbatimChar"/>
-        </w:rPr>
-        <w:t xml:space="preserve">for i in range(1040, 1072):</w:t>
+          <w:rStyle w:val="NormalTok"/>
+        </w:rPr>
+        <w:t xml:space="preserve">p2 </w:t>
+      </w:r>
+      <w:r>
+        <w:rPr>
+          <w:rStyle w:val="OperatorTok"/>
+        </w:rPr>
+        <w:t xml:space="preserve">=</w:t>
+      </w:r>
+      <w:r>
+        <w:rPr>
+          <w:rStyle w:val="NormalTok"/>
+        </w:rPr>
+        <w:t xml:space="preserve"> </w:t>
+      </w:r>
+      <w:r>
+        <w:rPr>
+          <w:rStyle w:val="StringTok"/>
+        </w:rPr>
+        <w:t xml:space="preserve">'Безопасность2'</w:t>
+      </w:r>
+      <w:r>
+        <w:rPr>
+          <w:rStyle w:val="NormalTok"/>
+        </w:rPr>
+        <w:t xml:space="preserve">.encode(</w:t>
+      </w:r>
+      <w:r>
+        <w:rPr>
+          <w:rStyle w:val="StringTok"/>
+        </w:rPr>
+        <w:t xml:space="preserve">'utf-8'</w:t>
+      </w:r>
+      <w:r>
+        <w:rPr>
+          <w:rStyle w:val="NormalTok"/>
+        </w:rPr>
+        <w:t xml:space="preserve">)</w:t>
       </w:r>
       <w:r>
         <w:br/>
       </w:r>
       <w:r>
         <w:rPr>
-          <w:rStyle w:val="VerbatimChar"/>
-        </w:rPr>
-        <w:t xml:space="preserve">    liters.append(chr(i))</w:t>
+          <w:rStyle w:val="ControlFlowTok"/>
+        </w:rPr>
+        <w:t xml:space="preserve">assert</w:t>
+      </w:r>
+      <w:r>
+        <w:rPr>
+          <w:rStyle w:val="NormalTok"/>
+        </w:rPr>
+        <w:t xml:space="preserve"> </w:t>
+      </w:r>
+      <w:r>
+        <w:rPr>
+          <w:rStyle w:val="BuiltInTok"/>
+        </w:rPr>
+        <w:t xml:space="preserve">len</w:t>
+      </w:r>
+      <w:r>
+        <w:rPr>
+          <w:rStyle w:val="NormalTok"/>
+        </w:rPr>
+        <w:t xml:space="preserve">(p1) </w:t>
+      </w:r>
+      <w:r>
+        <w:rPr>
+          <w:rStyle w:val="OperatorTok"/>
+        </w:rPr>
+        <w:t xml:space="preserve">==</w:t>
+      </w:r>
+      <w:r>
+        <w:rPr>
+          <w:rStyle w:val="NormalTok"/>
+        </w:rPr>
+        <w:t xml:space="preserve"> </w:t>
+      </w:r>
+      <w:r>
+        <w:rPr>
+          <w:rStyle w:val="BuiltInTok"/>
+        </w:rPr>
+        <w:t xml:space="preserve">len</w:t>
+      </w:r>
+      <w:r>
+        <w:rPr>
+          <w:rStyle w:val="NormalTok"/>
+        </w:rPr>
+        <w:t xml:space="preserve">(p2)</w:t>
       </w:r>
       <w:r>
         <w:br/>
       </w:r>
       <w:r>
+        <w:rPr>
+          <w:rStyle w:val="NormalTok"/>
+        </w:rPr>
+        <w:t xml:space="preserve">key </w:t>
+      </w:r>
+      <w:r>
+        <w:rPr>
+          <w:rStyle w:val="OperatorTok"/>
+        </w:rPr>
+        <w:t xml:space="preserve">=</w:t>
+      </w:r>
+      <w:r>
+        <w:rPr>
+          <w:rStyle w:val="NormalTok"/>
+        </w:rPr>
+        <w:t xml:space="preserve"> secrets.token_bytes(</w:t>
+      </w:r>
+      <w:r>
+        <w:rPr>
+          <w:rStyle w:val="BuiltInTok"/>
+        </w:rPr>
+        <w:t xml:space="preserve">len</w:t>
+      </w:r>
+      <w:r>
+        <w:rPr>
+          <w:rStyle w:val="NormalTok"/>
+        </w:rPr>
+        <w:t xml:space="preserve">(p1))</w:t>
+      </w:r>
+      <w:r>
         <w:br/>
       </w:r>
       <w:r>
         <w:rPr>
-          <w:rStyle w:val="VerbatimChar"/>
-        </w:rPr>
-        <w:t xml:space="preserve">P1 = "КодофаяФраза1"</w:t>
+          <w:rStyle w:val="NormalTok"/>
+        </w:rPr>
+        <w:t xml:space="preserve">c1, c2 </w:t>
+      </w:r>
+      <w:r>
+        <w:rPr>
+          <w:rStyle w:val="OperatorTok"/>
+        </w:rPr>
+        <w:t xml:space="preserve">=</w:t>
+      </w:r>
+      <w:r>
+        <w:rPr>
+          <w:rStyle w:val="NormalTok"/>
+        </w:rPr>
+        <w:t xml:space="preserve"> xor(p1, key), xor(p2, key)</w:t>
       </w:r>
       <w:r>
         <w:br/>
       </w:r>
       <w:r>
         <w:rPr>
-          <w:rStyle w:val="VerbatimChar"/>
-        </w:rPr>
-        <w:t xml:space="preserve">P2 = "Безопасность2"</w:t>
+          <w:rStyle w:val="BuiltInTok"/>
+        </w:rPr>
+        <w:t xml:space="preserve">print</w:t>
+      </w:r>
+      <w:r>
+        <w:rPr>
+          <w:rStyle w:val="NormalTok"/>
+        </w:rPr>
+        <w:t xml:space="preserve">(</w:t>
+      </w:r>
+      <w:r>
+        <w:rPr>
+          <w:rStyle w:val="StringTok"/>
+        </w:rPr>
+        <w:t xml:space="preserve">'Архипов Александр Сергеевич | НБИбд-01-24'</w:t>
+      </w:r>
+      <w:r>
+        <w:rPr>
+          <w:rStyle w:val="NormalTok"/>
+        </w:rPr>
+        <w:t xml:space="preserve">)</w:t>
       </w:r>
       <w:r>
         <w:br/>
       </w:r>
       <w:r>
+        <w:rPr>
+          <w:rStyle w:val="BuiltInTok"/>
+        </w:rPr>
+        <w:t xml:space="preserve">print</w:t>
+      </w:r>
+      <w:r>
+        <w:rPr>
+          <w:rStyle w:val="NormalTok"/>
+        </w:rPr>
+        <w:t xml:space="preserve">(</w:t>
+      </w:r>
+      <w:r>
+        <w:rPr>
+          <w:rStyle w:val="StringTok"/>
+        </w:rPr>
+        <w:t xml:space="preserve">'P1:'</w:t>
+      </w:r>
+      <w:r>
+        <w:rPr>
+          <w:rStyle w:val="NormalTok"/>
+        </w:rPr>
+        <w:t xml:space="preserve">, p1.decode())</w:t>
+      </w:r>
+      <w:r>
         <w:br/>
       </w:r>
       <w:r>
         <w:rPr>
-          <w:rStyle w:val="VerbatimChar"/>
-        </w:rPr>
-        <w:t xml:space="preserve">def vzlom(P1, P2):</w:t>
+          <w:rStyle w:val="BuiltInTok"/>
+        </w:rPr>
+        <w:t xml:space="preserve">print</w:t>
+      </w:r>
+      <w:r>
+        <w:rPr>
+          <w:rStyle w:val="NormalTok"/>
+        </w:rPr>
+        <w:t xml:space="preserve">(</w:t>
+      </w:r>
+      <w:r>
+        <w:rPr>
+          <w:rStyle w:val="StringTok"/>
+        </w:rPr>
+        <w:t xml:space="preserve">'P2:'</w:t>
+      </w:r>
+      <w:r>
+        <w:rPr>
+          <w:rStyle w:val="NormalTok"/>
+        </w:rPr>
+        <w:t xml:space="preserve">, p2.decode())</w:t>
       </w:r>
       <w:r>
         <w:br/>
       </w:r>
       <w:r>
         <w:rPr>
-          <w:rStyle w:val="VerbatimChar"/>
-        </w:rPr>
-        <w:t xml:space="preserve">    code = []</w:t>
+          <w:rStyle w:val="BuiltInTok"/>
+        </w:rPr>
+        <w:t xml:space="preserve">print</w:t>
+      </w:r>
+      <w:r>
+        <w:rPr>
+          <w:rStyle w:val="NormalTok"/>
+        </w:rPr>
+        <w:t xml:space="preserve">(</w:t>
+      </w:r>
+      <w:r>
+        <w:rPr>
+          <w:rStyle w:val="StringTok"/>
+        </w:rPr>
+        <w:t xml:space="preserve">'Длина в байтах:'</w:t>
+      </w:r>
+      <w:r>
+        <w:rPr>
+          <w:rStyle w:val="NormalTok"/>
+        </w:rPr>
+        <w:t xml:space="preserve">, </w:t>
+      </w:r>
+      <w:r>
+        <w:rPr>
+          <w:rStyle w:val="BuiltInTok"/>
+        </w:rPr>
+        <w:t xml:space="preserve">len</w:t>
+      </w:r>
+      <w:r>
+        <w:rPr>
+          <w:rStyle w:val="NormalTok"/>
+        </w:rPr>
+        <w:t xml:space="preserve">(p1))</w:t>
       </w:r>
       <w:r>
         <w:br/>
       </w:r>
       <w:r>
         <w:rPr>
-          <w:rStyle w:val="VerbatimChar"/>
-        </w:rPr>
-        <w:t xml:space="preserve">    for i in range(len(P1)):</w:t>
+          <w:rStyle w:val="BuiltInTok"/>
+        </w:rPr>
+        <w:t xml:space="preserve">print</w:t>
+      </w:r>
+      <w:r>
+        <w:rPr>
+          <w:rStyle w:val="NormalTok"/>
+        </w:rPr>
+        <w:t xml:space="preserve">(</w:t>
+      </w:r>
+      <w:r>
+        <w:rPr>
+          <w:rStyle w:val="StringTok"/>
+        </w:rPr>
+        <w:t xml:space="preserve">'C1 (hex):'</w:t>
+      </w:r>
+      <w:r>
+        <w:rPr>
+          <w:rStyle w:val="NormalTok"/>
+        </w:rPr>
+        <w:t xml:space="preserve">, c1.</w:t>
+      </w:r>
+      <w:r>
+        <w:rPr>
+          <w:rStyle w:val="BuiltInTok"/>
+        </w:rPr>
+        <w:t xml:space="preserve">hex</w:t>
+      </w:r>
+      <w:r>
+        <w:rPr>
+          <w:rStyle w:val="NormalTok"/>
+        </w:rPr>
+        <w:t xml:space="preserve">())</w:t>
       </w:r>
       <w:r>
         <w:br/>
       </w:r>
       <w:r>
         <w:rPr>
-          <w:rStyle w:val="VerbatimChar"/>
-        </w:rPr>
-        <w:t xml:space="preserve">        code.append(liters[(liters.index(P1[i]) + liters.index(P2[i])) % len(liters)])</w:t>
+          <w:rStyle w:val="BuiltInTok"/>
+        </w:rPr>
+        <w:t xml:space="preserve">print</w:t>
+      </w:r>
+      <w:r>
+        <w:rPr>
+          <w:rStyle w:val="NormalTok"/>
+        </w:rPr>
+        <w:t xml:space="preserve">(</w:t>
+      </w:r>
+      <w:r>
+        <w:rPr>
+          <w:rStyle w:val="StringTok"/>
+        </w:rPr>
+        <w:t xml:space="preserve">'C2 (hex):'</w:t>
+      </w:r>
+      <w:r>
+        <w:rPr>
+          <w:rStyle w:val="NormalTok"/>
+        </w:rPr>
+        <w:t xml:space="preserve">, c2.</w:t>
+      </w:r>
+      <w:r>
+        <w:rPr>
+          <w:rStyle w:val="BuiltInTok"/>
+        </w:rPr>
+        <w:t xml:space="preserve">hex</w:t>
+      </w:r>
+      <w:r>
+        <w:rPr>
+          <w:rStyle w:val="NormalTok"/>
+        </w:rPr>
+        <w:t xml:space="preserve">())</w:t>
       </w:r>
       <w:r>
         <w:br/>
       </w:r>
       <w:r>
         <w:rPr>
-          <w:rStyle w:val="VerbatimChar"/>
-        </w:rPr>
-        <w:t xml:space="preserve">    print(code)</w:t>
+          <w:rStyle w:val="ControlFlowTok"/>
+        </w:rPr>
+        <w:t xml:space="preserve">if</w:t>
+      </w:r>
+      <w:r>
+        <w:rPr>
+          <w:rStyle w:val="NormalTok"/>
+        </w:rPr>
+        <w:t xml:space="preserve"> </w:t>
+      </w:r>
+      <w:r>
+        <w:rPr>
+          <w:rStyle w:val="BuiltInTok"/>
+        </w:rPr>
+        <w:t xml:space="preserve">len</w:t>
+      </w:r>
+      <w:r>
+        <w:rPr>
+          <w:rStyle w:val="NormalTok"/>
+        </w:rPr>
+        <w:t xml:space="preserve">(sys.argv) </w:t>
+      </w:r>
+      <w:r>
+        <w:rPr>
+          <w:rStyle w:val="OperatorTok"/>
+        </w:rPr>
+        <w:t xml:space="preserve">&gt;</w:t>
+      </w:r>
+      <w:r>
+        <w:rPr>
+          <w:rStyle w:val="NormalTok"/>
+        </w:rPr>
+        <w:t xml:space="preserve"> </w:t>
+      </w:r>
+      <w:r>
+        <w:rPr>
+          <w:rStyle w:val="DecValTok"/>
+        </w:rPr>
+        <w:t xml:space="preserve">1</w:t>
+      </w:r>
+      <w:r>
+        <w:rPr>
+          <w:rStyle w:val="NormalTok"/>
+        </w:rPr>
+        <w:t xml:space="preserve"> </w:t>
+      </w:r>
+      <w:r>
+        <w:rPr>
+          <w:rStyle w:val="KeywordTok"/>
+        </w:rPr>
+        <w:t xml:space="preserve">and</w:t>
+      </w:r>
+      <w:r>
+        <w:rPr>
+          <w:rStyle w:val="NormalTok"/>
+        </w:rPr>
+        <w:t xml:space="preserve"> sys.argv[</w:t>
+      </w:r>
+      <w:r>
+        <w:rPr>
+          <w:rStyle w:val="DecValTok"/>
+        </w:rPr>
+        <w:t xml:space="preserve">1</w:t>
+      </w:r>
+      <w:r>
+        <w:rPr>
+          <w:rStyle w:val="NormalTok"/>
+        </w:rPr>
+        <w:t xml:space="preserve">] </w:t>
+      </w:r>
+      <w:r>
+        <w:rPr>
+          <w:rStyle w:val="OperatorTok"/>
+        </w:rPr>
+        <w:t xml:space="preserve">==</w:t>
+      </w:r>
+      <w:r>
+        <w:rPr>
+          <w:rStyle w:val="NormalTok"/>
+        </w:rPr>
+        <w:t xml:space="preserve"> </w:t>
+      </w:r>
+      <w:r>
+        <w:rPr>
+          <w:rStyle w:val="StringTok"/>
+        </w:rPr>
+        <w:t xml:space="preserve">'attack'</w:t>
+      </w:r>
+      <w:r>
+        <w:rPr>
+          <w:rStyle w:val="NormalTok"/>
+        </w:rPr>
+        <w:t xml:space="preserve">:</w:t>
       </w:r>
       <w:r>
         <w:br/>
       </w:r>
       <w:r>
         <w:rPr>
-          <w:rStyle w:val="VerbatimChar"/>
-        </w:rPr>
-        <w:t xml:space="preserve">    pr = "".join(code)</w:t>
+          <w:rStyle w:val="NormalTok"/>
+        </w:rPr>
+        <w:t xml:space="preserve">    recovered_key </w:t>
+      </w:r>
+      <w:r>
+        <w:rPr>
+          <w:rStyle w:val="OperatorTok"/>
+        </w:rPr>
+        <w:t xml:space="preserve">=</w:t>
+      </w:r>
+      <w:r>
+        <w:rPr>
+          <w:rStyle w:val="NormalTok"/>
+        </w:rPr>
+        <w:t xml:space="preserve"> xor(c1, p1)</w:t>
       </w:r>
       <w:r>
         <w:br/>
       </w:r>
       <w:r>
         <w:rPr>
-          <w:rStyle w:val="VerbatimChar"/>
-        </w:rPr>
-        <w:t xml:space="preserve">    print(pr)</w:t>
-      </w:r>
-    </w:p>
-    <w:p>
-      <w:pPr>
-        <w:pStyle w:val="SourceCode"/>
-      </w:pPr>
-      <w:r>
-        <w:rPr>
-          <w:rStyle w:val="VerbatimChar"/>
-        </w:rPr>
-        <w:t xml:space="preserve">def shifr(P1, gamma):</w:t>
+          <w:rStyle w:val="NormalTok"/>
+        </w:rPr>
+        <w:t xml:space="preserve">    recovered_p2 </w:t>
+      </w:r>
+      <w:r>
+        <w:rPr>
+          <w:rStyle w:val="OperatorTok"/>
+        </w:rPr>
+        <w:t xml:space="preserve">=</w:t>
+      </w:r>
+      <w:r>
+        <w:rPr>
+          <w:rStyle w:val="NormalTok"/>
+        </w:rPr>
+        <w:t xml:space="preserve"> xor(xor(c1, c2), p1)</w:t>
       </w:r>
       <w:r>
         <w:br/>
       </w:r>
       <w:r>
         <w:rPr>
-          <w:rStyle w:val="VerbatimChar"/>
-        </w:rPr>
-        <w:t xml:space="preserve">    dicts = {"а": 1, "б": 2, "в": 3, "г": 4, "д": 5, "е": 6, "ё": 7, "ж": 8, "з": 9, "и": 10, "й": 11, "к": 12, "л": 13,</w:t>
+          <w:rStyle w:val="NormalTok"/>
+        </w:rPr>
+        <w:t xml:space="preserve">    </w:t>
+      </w:r>
+      <w:r>
+        <w:rPr>
+          <w:rStyle w:val="ControlFlowTok"/>
+        </w:rPr>
+        <w:t xml:space="preserve">assert</w:t>
+      </w:r>
+      <w:r>
+        <w:rPr>
+          <w:rStyle w:val="NormalTok"/>
+        </w:rPr>
+        <w:t xml:space="preserve"> recovered_key </w:t>
+      </w:r>
+      <w:r>
+        <w:rPr>
+          <w:rStyle w:val="OperatorTok"/>
+        </w:rPr>
+        <w:t xml:space="preserve">==</w:t>
+      </w:r>
+      <w:r>
+        <w:rPr>
+          <w:rStyle w:val="NormalTok"/>
+        </w:rPr>
+        <w:t xml:space="preserve"> key</w:t>
       </w:r>
       <w:r>
         <w:br/>
       </w:r>
       <w:r>
         <w:rPr>
-          <w:rStyle w:val="VerbatimChar"/>
-        </w:rPr>
-        <w:t xml:space="preserve">             "м": 14, "н": 15, "о": 16, "п": 17, "р": 18, "с": 19, "т": 20, "у": 21, "ф": 22, "х": 23, "ц": 24, "ч": 25, </w:t>
+          <w:rStyle w:val="NormalTok"/>
+        </w:rPr>
+        <w:t xml:space="preserve">    </w:t>
+      </w:r>
+      <w:r>
+        <w:rPr>
+          <w:rStyle w:val="ControlFlowTok"/>
+        </w:rPr>
+        <w:t xml:space="preserve">assert</w:t>
+      </w:r>
+      <w:r>
+        <w:rPr>
+          <w:rStyle w:val="NormalTok"/>
+        </w:rPr>
+        <w:t xml:space="preserve"> recovered_p2 </w:t>
+      </w:r>
+      <w:r>
+        <w:rPr>
+          <w:rStyle w:val="OperatorTok"/>
+        </w:rPr>
+        <w:t xml:space="preserve">==</w:t>
+      </w:r>
+      <w:r>
+        <w:rPr>
+          <w:rStyle w:val="NormalTok"/>
+        </w:rPr>
+        <w:t xml:space="preserve"> p2</w:t>
       </w:r>
       <w:r>
         <w:br/>
       </w:r>
       <w:r>
         <w:rPr>
-          <w:rStyle w:val="VerbatimChar"/>
-        </w:rPr>
-        <w:t xml:space="preserve">             "ш": 26, "щ": 27, "ъ": 28, "ы": 29, "ь": 30, "э": 31, "ю": 32, "я": 32, "А":33 , "Б": 34, "В": 35 , "Г":36, </w:t>
+          <w:rStyle w:val="NormalTok"/>
+        </w:rPr>
+        <w:t xml:space="preserve">    </w:t>
+      </w:r>
+      <w:r>
+        <w:rPr>
+          <w:rStyle w:val="BuiltInTok"/>
+        </w:rPr>
+        <w:t xml:space="preserve">print</w:t>
+      </w:r>
+      <w:r>
+        <w:rPr>
+          <w:rStyle w:val="NormalTok"/>
+        </w:rPr>
+        <w:t xml:space="preserve">(</w:t>
+      </w:r>
+      <w:r>
+        <w:rPr>
+          <w:rStyle w:val="StringTok"/>
+        </w:rPr>
+        <w:t xml:space="preserve">'Восстановленный P2 из C1, C2 и известного P1:'</w:t>
+      </w:r>
+      <w:r>
+        <w:rPr>
+          <w:rStyle w:val="NormalTok"/>
+        </w:rPr>
+        <w:t xml:space="preserve">, recovered_p2.decode())</w:t>
       </w:r>
       <w:r>
         <w:br/>
       </w:r>
       <w:r>
         <w:rPr>
-          <w:rStyle w:val="VerbatimChar"/>
-        </w:rPr>
-        <w:t xml:space="preserve">             "Д":37 , "Е":38 , "Ё":39 , "Ж":40 , "З":41, "И":42,"Й":43 , "К":44 , "Л":45 , "М":46 , "Н":47 , "О":48 , </w:t>
+          <w:rStyle w:val="NormalTok"/>
+        </w:rPr>
+        <w:t xml:space="preserve">    </w:t>
+      </w:r>
+      <w:r>
+        <w:rPr>
+          <w:rStyle w:val="BuiltInTok"/>
+        </w:rPr>
+        <w:t xml:space="preserve">print</w:t>
+      </w:r>
+      <w:r>
+        <w:rPr>
+          <w:rStyle w:val="NormalTok"/>
+        </w:rPr>
+        <w:t xml:space="preserve">(</w:t>
+      </w:r>
+      <w:r>
+        <w:rPr>
+          <w:rStyle w:val="StringTok"/>
+        </w:rPr>
+        <w:t xml:space="preserve">'Восстановление ключа по известному P1: OK'</w:t>
+      </w:r>
+      <w:r>
+        <w:rPr>
+          <w:rStyle w:val="NormalTok"/>
+        </w:rPr>
+        <w:t xml:space="preserve">)</w:t>
       </w:r>
       <w:r>
         <w:br/>
       </w:r>
       <w:r>
         <w:rPr>
-          <w:rStyle w:val="VerbatimChar"/>
-        </w:rPr>
-        <w:t xml:space="preserve">             "П":49 , "Р":50 , "С":51 , "Т":52 , "У":53 , "Ф":54 , "Х":55 , "Ц":56 , "Ч":57 , "Ш":58,"Щ":59 , "Ъ":60 , </w:t>
+          <w:rStyle w:val="ControlFlowTok"/>
+        </w:rPr>
+        <w:t xml:space="preserve">else</w:t>
+      </w:r>
+      <w:r>
+        <w:rPr>
+          <w:rStyle w:val="NormalTok"/>
+        </w:rPr>
+        <w:t xml:space="preserve">:</w:t>
       </w:r>
       <w:r>
         <w:br/>
       </w:r>
       <w:r>
         <w:rPr>
-          <w:rStyle w:val="VerbatimChar"/>
-        </w:rPr>
-        <w:t xml:space="preserve">             "Ы":61 , "Ь":62 , "Э":63 , "Ю":64 , "Я":65 , "1":66 , "2":67 , "3":68 , "4":69 , "5":70 , "6":71 , "7": 72, </w:t>
+          <w:rStyle w:val="NormalTok"/>
+        </w:rPr>
+        <w:t xml:space="preserve">    d1, d2 </w:t>
+      </w:r>
+      <w:r>
+        <w:rPr>
+          <w:rStyle w:val="OperatorTok"/>
+        </w:rPr>
+        <w:t xml:space="preserve">=</w:t>
+      </w:r>
+      <w:r>
+        <w:rPr>
+          <w:rStyle w:val="NormalTok"/>
+        </w:rPr>
+        <w:t xml:space="preserve"> xor(c1, key), xor(c2, key)</w:t>
       </w:r>
       <w:r>
         <w:br/>
       </w:r>
       <w:r>
         <w:rPr>
-          <w:rStyle w:val="VerbatimChar"/>
-        </w:rPr>
-        <w:t xml:space="preserve">             "8":73 , "9":74 , "0":75</w:t>
+          <w:rStyle w:val="NormalTok"/>
+        </w:rPr>
+        <w:t xml:space="preserve">    </w:t>
+      </w:r>
+      <w:r>
+        <w:rPr>
+          <w:rStyle w:val="ControlFlowTok"/>
+        </w:rPr>
+        <w:t xml:space="preserve">assert</w:t>
+      </w:r>
+      <w:r>
+        <w:rPr>
+          <w:rStyle w:val="NormalTok"/>
+        </w:rPr>
+        <w:t xml:space="preserve"> d1 </w:t>
+      </w:r>
+      <w:r>
+        <w:rPr>
+          <w:rStyle w:val="OperatorTok"/>
+        </w:rPr>
+        <w:t xml:space="preserve">==</w:t>
+      </w:r>
+      <w:r>
+        <w:rPr>
+          <w:rStyle w:val="NormalTok"/>
+        </w:rPr>
+        <w:t xml:space="preserve"> p1 </w:t>
+      </w:r>
+      <w:r>
+        <w:rPr>
+          <w:rStyle w:val="KeywordTok"/>
+        </w:rPr>
+        <w:t xml:space="preserve">and</w:t>
+      </w:r>
+      <w:r>
+        <w:rPr>
+          <w:rStyle w:val="NormalTok"/>
+        </w:rPr>
+        <w:t xml:space="preserve"> d2 </w:t>
+      </w:r>
+      <w:r>
+        <w:rPr>
+          <w:rStyle w:val="OperatorTok"/>
+        </w:rPr>
+        <w:t xml:space="preserve">==</w:t>
+      </w:r>
+      <w:r>
+        <w:rPr>
+          <w:rStyle w:val="NormalTok"/>
+        </w:rPr>
+        <w:t xml:space="preserve"> p2</w:t>
       </w:r>
       <w:r>
         <w:br/>
       </w:r>
       <w:r>
         <w:rPr>
-          <w:rStyle w:val="VerbatimChar"/>
-        </w:rPr>
-        <w:t xml:space="preserve">    }</w:t>
+          <w:rStyle w:val="NormalTok"/>
+        </w:rPr>
+        <w:t xml:space="preserve">    </w:t>
+      </w:r>
+      <w:r>
+        <w:rPr>
+          <w:rStyle w:val="BuiltInTok"/>
+        </w:rPr>
+        <w:t xml:space="preserve">print</w:t>
+      </w:r>
+      <w:r>
+        <w:rPr>
+          <w:rStyle w:val="NormalTok"/>
+        </w:rPr>
+        <w:t xml:space="preserve">(</w:t>
+      </w:r>
+      <w:r>
+        <w:rPr>
+          <w:rStyle w:val="StringTok"/>
+        </w:rPr>
+        <w:t xml:space="preserve">'Расшифрованный P1:'</w:t>
+      </w:r>
+      <w:r>
+        <w:rPr>
+          <w:rStyle w:val="NormalTok"/>
+        </w:rPr>
+        <w:t xml:space="preserve">, d1.decode())</w:t>
       </w:r>
       <w:r>
         <w:br/>
       </w:r>
       <w:r>
         <w:rPr>
-          <w:rStyle w:val="VerbatimChar"/>
+          <w:rStyle w:val="NormalTok"/>
         </w:rPr>
         <w:t xml:space="preserve">    </w:t>
       </w:r>
       <w:r>
+        <w:rPr>
+          <w:rStyle w:val="BuiltInTok"/>
+        </w:rPr>
+        <w:t xml:space="preserve">print</w:t>
+      </w:r>
+      <w:r>
+        <w:rPr>
+          <w:rStyle w:val="NormalTok"/>
+        </w:rPr>
+        <w:t xml:space="preserve">(</w:t>
+      </w:r>
+      <w:r>
+        <w:rPr>
+          <w:rStyle w:val="StringTok"/>
+        </w:rPr>
+        <w:t xml:space="preserve">'Расшифрованный P2:'</w:t>
+      </w:r>
+      <w:r>
+        <w:rPr>
+          <w:rStyle w:val="NormalTok"/>
+        </w:rPr>
+        <w:t xml:space="preserve">, d2.decode())</w:t>
+      </w:r>
+      <w:r>
         <w:br/>
       </w:r>
       <w:r>
         <w:rPr>
-          <w:rStyle w:val="VerbatimChar"/>
-        </w:rPr>
-        <w:t xml:space="preserve">    dicts2 = {v: k for k, v in dicts.items()}</w:t>
-      </w:r>
-      <w:r>
-        <w:br/>
-      </w:r>
-      <w:r>
-        <w:rPr>
-          <w:rStyle w:val="VerbatimChar"/>
-        </w:rPr>
-        <w:t xml:space="preserve">    text = P1</w:t>
-      </w:r>
-      <w:r>
-        <w:br/>
-      </w:r>
-      <w:r>
-        <w:rPr>
-          <w:rStyle w:val="VerbatimChar"/>
-        </w:rPr>
-        <w:t xml:space="preserve">    digits_text = []</w:t>
-      </w:r>
-      <w:r>
-        <w:br/>
-      </w:r>
-      <w:r>
-        <w:rPr>
-          <w:rStyle w:val="VerbatimChar"/>
-        </w:rPr>
-        <w:t xml:space="preserve">    digits_gamma = []</w:t>
-      </w:r>
-      <w:r>
-        <w:br/>
-      </w:r>
-      <w:r>
-        <w:br/>
-      </w:r>
-      <w:r>
-        <w:rPr>
-          <w:rStyle w:val="VerbatimChar"/>
-        </w:rPr>
-        <w:t xml:space="preserve">    for i in text:</w:t>
-      </w:r>
-      <w:r>
-        <w:br/>
-      </w:r>
-      <w:r>
-        <w:rPr>
-          <w:rStyle w:val="VerbatimChar"/>
-        </w:rPr>
-        <w:t xml:space="preserve">        digits_text.append(dicts[i])</w:t>
-      </w:r>
-      <w:r>
-        <w:br/>
-      </w:r>
-      <w:r>
-        <w:rPr>
-          <w:rStyle w:val="VerbatimChar"/>
-        </w:rPr>
-        <w:t xml:space="preserve">    print("Числа текста ", digits_text)</w:t>
-      </w:r>
-      <w:r>
-        <w:br/>
-      </w:r>
-      <w:r>
-        <w:rPr>
-          <w:rStyle w:val="VerbatimChar"/>
+          <w:rStyle w:val="NormalTok"/>
         </w:rPr>
         <w:t xml:space="preserve">    </w:t>
       </w:r>
       <w:r>
-        <w:br/>
-      </w:r>
-      <w:r>
-        <w:rPr>
-          <w:rStyle w:val="VerbatimChar"/>
-        </w:rPr>
-        <w:t xml:space="preserve">    for i in gamma:</w:t>
-      </w:r>
-      <w:r>
-        <w:br/>
-      </w:r>
-      <w:r>
-        <w:rPr>
-          <w:rStyle w:val="VerbatimChar"/>
-        </w:rPr>
-        <w:t xml:space="preserve">        digits_gamma.append(dicts[i])</w:t>
-      </w:r>
-      <w:r>
-        <w:br/>
-      </w:r>
-      <w:r>
-        <w:rPr>
-          <w:rStyle w:val="VerbatimChar"/>
-        </w:rPr>
-        <w:t xml:space="preserve">    print("Числа гаммы ", digits_gamma)</w:t>
-      </w:r>
-      <w:r>
-        <w:br/>
-      </w:r>
-      <w:r>
-        <w:rPr>
-          <w:rStyle w:val="VerbatimChar"/>
-        </w:rPr>
-        <w:t xml:space="preserve">    </w:t>
-      </w:r>
-      <w:r>
-        <w:br/>
-      </w:r>
-      <w:r>
-        <w:rPr>
-          <w:rStyle w:val="VerbatimChar"/>
-        </w:rPr>
-        <w:t xml:space="preserve">    digits_result = []</w:t>
-      </w:r>
-      <w:r>
-        <w:br/>
-      </w:r>
-      <w:r>
-        <w:rPr>
-          <w:rStyle w:val="VerbatimChar"/>
-        </w:rPr>
-        <w:t xml:space="preserve">    ch = 0</w:t>
-      </w:r>
-      <w:r>
-        <w:br/>
-      </w:r>
-      <w:r>
-        <w:rPr>
-          <w:rStyle w:val="VerbatimChar"/>
-        </w:rPr>
-        <w:t xml:space="preserve">    for i in text:</w:t>
-      </w:r>
-      <w:r>
-        <w:br/>
-      </w:r>
-      <w:r>
-        <w:rPr>
-          <w:rStyle w:val="VerbatimChar"/>
-        </w:rPr>
-        <w:t xml:space="preserve">        try:</w:t>
-      </w:r>
-      <w:r>
-        <w:br/>
-      </w:r>
-      <w:r>
-        <w:rPr>
-          <w:rStyle w:val="VerbatimChar"/>
-        </w:rPr>
-        <w:t xml:space="preserve">            a = dicts[i] + digits_gamma[ch]</w:t>
-      </w:r>
-      <w:r>
-        <w:br/>
-      </w:r>
-      <w:r>
-        <w:rPr>
-          <w:rStyle w:val="VerbatimChar"/>
-        </w:rPr>
-        <w:t xml:space="preserve">        except:</w:t>
-      </w:r>
-      <w:r>
-        <w:br/>
-      </w:r>
-      <w:r>
-        <w:rPr>
-          <w:rStyle w:val="VerbatimChar"/>
-        </w:rPr>
-        <w:t xml:space="preserve">            ch = 0</w:t>
-      </w:r>
-      <w:r>
-        <w:br/>
-      </w:r>
-      <w:r>
-        <w:rPr>
-          <w:rStyle w:val="VerbatimChar"/>
-        </w:rPr>
-        <w:t xml:space="preserve">            a = dicts[i] + digits_gamma[ch]</w:t>
-      </w:r>
-      <w:r>
-        <w:br/>
-      </w:r>
-      <w:r>
-        <w:rPr>
-          <w:rStyle w:val="VerbatimChar"/>
-        </w:rPr>
-        <w:t xml:space="preserve">        if a &gt; 75:</w:t>
-      </w:r>
-      <w:r>
-        <w:br/>
-      </w:r>
-      <w:r>
-        <w:rPr>
-          <w:rStyle w:val="VerbatimChar"/>
-        </w:rPr>
-        <w:t xml:space="preserve">            a = a%75</w:t>
-      </w:r>
-      <w:r>
-        <w:br/>
-      </w:r>
-      <w:r>
-        <w:rPr>
-          <w:rStyle w:val="VerbatimChar"/>
-        </w:rPr>
-        <w:t xml:space="preserve">            print(a)</w:t>
-      </w:r>
-      <w:r>
-        <w:br/>
-      </w:r>
-      <w:r>
-        <w:rPr>
-          <w:rStyle w:val="VerbatimChar"/>
-        </w:rPr>
-        <w:t xml:space="preserve">        ch += 1</w:t>
-      </w:r>
-      <w:r>
-        <w:br/>
-      </w:r>
-      <w:r>
-        <w:rPr>
-          <w:rStyle w:val="VerbatimChar"/>
-        </w:rPr>
-        <w:t xml:space="preserve">        digits_result.append(a)</w:t>
-      </w:r>
-      <w:r>
-        <w:br/>
-      </w:r>
-      <w:r>
-        <w:rPr>
-          <w:rStyle w:val="VerbatimChar"/>
-        </w:rPr>
-        <w:t xml:space="preserve">    print("Числа шифротекста ", digits_result)</w:t>
-      </w:r>
-      <w:r>
-        <w:br/>
-      </w:r>
-      <w:r>
-        <w:rPr>
-          <w:rStyle w:val="VerbatimChar"/>
-        </w:rPr>
-        <w:t xml:space="preserve">    </w:t>
-      </w:r>
-      <w:r>
-        <w:br/>
-      </w:r>
-      <w:r>
-        <w:rPr>
-          <w:rStyle w:val="VerbatimChar"/>
-        </w:rPr>
-        <w:t xml:space="preserve">    text_cr = ""</w:t>
-      </w:r>
-      <w:r>
-        <w:br/>
-      </w:r>
-      <w:r>
-        <w:rPr>
-          <w:rStyle w:val="VerbatimChar"/>
-        </w:rPr>
-        <w:t xml:space="preserve">    for i in digits_result:</w:t>
-      </w:r>
-      <w:r>
-        <w:br/>
-      </w:r>
-      <w:r>
-        <w:rPr>
-          <w:rStyle w:val="VerbatimChar"/>
-        </w:rPr>
-        <w:t xml:space="preserve">        text_cr += dicts2[i]</w:t>
-      </w:r>
-      <w:r>
-        <w:br/>
-      </w:r>
-      <w:r>
-        <w:rPr>
-          <w:rStyle w:val="VerbatimChar"/>
-        </w:rPr>
-        <w:t xml:space="preserve">    print("Шифротекст ", text_cr)</w:t>
-      </w:r>
-      <w:r>
-        <w:br/>
-      </w:r>
-      <w:r>
-        <w:rPr>
-          <w:rStyle w:val="VerbatimChar"/>
-        </w:rPr>
-        <w:t xml:space="preserve">    </w:t>
-      </w:r>
-      <w:r>
-        <w:br/>
-      </w:r>
-      <w:r>
-        <w:rPr>
-          <w:rStyle w:val="VerbatimChar"/>
-        </w:rPr>
-        <w:t xml:space="preserve">    digits = []</w:t>
-      </w:r>
-      <w:r>
-        <w:br/>
-      </w:r>
-      <w:r>
-        <w:rPr>
-          <w:rStyle w:val="VerbatimChar"/>
-        </w:rPr>
-        <w:t xml:space="preserve">    for i in text_cr:</w:t>
-      </w:r>
-      <w:r>
-        <w:br/>
-      </w:r>
-      <w:r>
-        <w:rPr>
-          <w:rStyle w:val="VerbatimChar"/>
-        </w:rPr>
-        <w:t xml:space="preserve">        digits.append(dicts[i])</w:t>
-      </w:r>
-      <w:r>
-        <w:br/>
-      </w:r>
-      <w:r>
-        <w:rPr>
-          <w:rStyle w:val="VerbatimChar"/>
-        </w:rPr>
-        <w:t xml:space="preserve">    ch = 0</w:t>
-      </w:r>
-      <w:r>
-        <w:br/>
-      </w:r>
-      <w:r>
-        <w:rPr>
-          <w:rStyle w:val="VerbatimChar"/>
-        </w:rPr>
-        <w:t xml:space="preserve">    digits1 = []</w:t>
-      </w:r>
-      <w:r>
-        <w:br/>
-      </w:r>
-      <w:r>
-        <w:rPr>
-          <w:rStyle w:val="VerbatimChar"/>
-        </w:rPr>
-        <w:t xml:space="preserve">    for i in digits:</w:t>
-      </w:r>
-      <w:r>
-        <w:br/>
-      </w:r>
-      <w:r>
-        <w:rPr>
-          <w:rStyle w:val="VerbatimChar"/>
-        </w:rPr>
-        <w:t xml:space="preserve">        try:</w:t>
-      </w:r>
-      <w:r>
-        <w:br/>
-      </w:r>
-      <w:r>
-        <w:rPr>
-          <w:rStyle w:val="VerbatimChar"/>
-        </w:rPr>
-        <w:t xml:space="preserve">            a = i - digits_gamma[ch]</w:t>
-      </w:r>
-      <w:r>
-        <w:br/>
-      </w:r>
-      <w:r>
-        <w:rPr>
-          <w:rStyle w:val="VerbatimChar"/>
-        </w:rPr>
-        <w:t xml:space="preserve">        except:</w:t>
-      </w:r>
-      <w:r>
-        <w:br/>
-      </w:r>
-      <w:r>
-        <w:rPr>
-          <w:rStyle w:val="VerbatimChar"/>
-        </w:rPr>
-        <w:t xml:space="preserve">            ch = 0</w:t>
-      </w:r>
-      <w:r>
-        <w:br/>
-      </w:r>
-      <w:r>
-        <w:rPr>
-          <w:rStyle w:val="VerbatimChar"/>
-        </w:rPr>
-        <w:t xml:space="preserve">            a = i - digits_gamma[ch]</w:t>
-      </w:r>
-      <w:r>
-        <w:br/>
-      </w:r>
-      <w:r>
-        <w:rPr>
-          <w:rStyle w:val="VerbatimChar"/>
-        </w:rPr>
-        <w:t xml:space="preserve">        if a &lt; 1:</w:t>
-      </w:r>
-      <w:r>
-        <w:br/>
-      </w:r>
-      <w:r>
-        <w:rPr>
-          <w:rStyle w:val="VerbatimChar"/>
-        </w:rPr>
-        <w:t xml:space="preserve">            a = 75 + a</w:t>
-      </w:r>
-      <w:r>
-        <w:br/>
-      </w:r>
-      <w:r>
-        <w:rPr>
-          <w:rStyle w:val="VerbatimChar"/>
-        </w:rPr>
-        <w:t xml:space="preserve">        digits1.append(a)</w:t>
-      </w:r>
-      <w:r>
-        <w:br/>
-      </w:r>
-      <w:r>
-        <w:rPr>
-          <w:rStyle w:val="VerbatimChar"/>
-        </w:rPr>
-        <w:t xml:space="preserve">        ch += 1</w:t>
-      </w:r>
-      <w:r>
-        <w:br/>
-      </w:r>
-      <w:r>
-        <w:rPr>
-          <w:rStyle w:val="VerbatimChar"/>
-        </w:rPr>
-        <w:t xml:space="preserve">    </w:t>
-      </w:r>
-      <w:r>
-        <w:br/>
-      </w:r>
-      <w:r>
-        <w:rPr>
-          <w:rStyle w:val="VerbatimChar"/>
-        </w:rPr>
-        <w:t xml:space="preserve">    text_decr = ""</w:t>
-      </w:r>
-      <w:r>
-        <w:br/>
-      </w:r>
-      <w:r>
-        <w:rPr>
-          <w:rStyle w:val="VerbatimChar"/>
-        </w:rPr>
-        <w:t xml:space="preserve">    for i in digits1:</w:t>
-      </w:r>
-      <w:r>
-        <w:br/>
-      </w:r>
-      <w:r>
-        <w:rPr>
-          <w:rStyle w:val="VerbatimChar"/>
-        </w:rPr>
-        <w:t xml:space="preserve">        text_decr += dicts2[i]</w:t>
-      </w:r>
-      <w:r>
-        <w:br/>
-      </w:r>
-      <w:r>
-        <w:rPr>
-          <w:rStyle w:val="VerbatimChar"/>
-        </w:rPr>
-        <w:t xml:space="preserve">    print("Расшифрованный текст: ", text_decr)</w:t>
-      </w:r>
-    </w:p>
-    <w:bookmarkEnd w:id="13"/>
-    <w:bookmarkStart w:id="22" w:name="контрольный-пример"/>
+        <w:rPr>
+          <w:rStyle w:val="BuiltInTok"/>
+        </w:rPr>
+        <w:t xml:space="preserve">print</w:t>
+      </w:r>
+      <w:r>
+        <w:rPr>
+          <w:rStyle w:val="NormalTok"/>
+        </w:rPr>
+        <w:t xml:space="preserve">(</w:t>
+      </w:r>
+      <w:r>
+        <w:rPr>
+          <w:rStyle w:val="StringTok"/>
+        </w:rPr>
+        <w:t xml:space="preserve">'Точное восстановление обоих сообщений: OK'</w:t>
+      </w:r>
+      <w:r>
+        <w:rPr>
+          <w:rStyle w:val="NormalTok"/>
+        </w:rPr>
+        <w:t xml:space="preserve">)</w:t>
+      </w:r>
+    </w:p>
+    <w:bookmarkEnd w:id="24"/>
+    <w:bookmarkStart w:id="28" w:name="X384c82c4d204e82d8739cfc3fde8ef2b2f3b067"/>
     <w:p>
       <w:pPr>
         <w:pStyle w:val="Heading2"/>
       </w:pPr>
       <w:r>
-        <w:t xml:space="preserve">3.2 Контрольный пример</w:t>
-      </w:r>
-    </w:p>
-    <w:bookmarkStart w:id="17" w:name="fig:001"/>
+        <w:rPr>
+          <w:rStyle w:val="SectionNumber"/>
+        </w:rPr>
+        <w:t xml:space="preserve">3.2</w:t>
+      </w:r>
+      <w:r>
+        <w:tab/>
+      </w:r>
+      <w:r>
+        <w:t xml:space="preserve">атака на повторно использованный XOR-ключ</w:t>
+      </w:r>
+    </w:p>
+    <w:p>
+      <w:pPr>
+        <w:pStyle w:val="FirstParagraph"/>
+      </w:pPr>
+      <w:r>
+        <w:t xml:space="preserve">При одном ключе C1 XOR C2 XOR P1 восстанавливает P2; C1 XOR P1 восстанавливает ключ. Обе проверки assert прошли. Шифротексты меняются при новом запуске.</w:t>
+      </w:r>
+    </w:p>
     <w:p>
       <w:pPr>
         <w:pStyle w:val="CaptionedFigure"/>
@@ -1566,20 +2083,20 @@
       <w:r>
         <w:drawing>
           <wp:inline>
-            <wp:extent cx="3733800" cy="1532631"/>
+            <wp:extent cx="5067300" cy="3479818"/>
             <wp:effectExtent b="0" l="0" r="0" t="0"/>
-            <wp:docPr descr="Работа алгоритма взлома ключа" title="" id="15" name="Picture"/>
+            <wp:docPr descr="атака на повторно использованный XOR-ключ" title="" id="26" name="Picture"/>
             <a:graphic>
               <a:graphicData uri="http://schemas.openxmlformats.org/drawingml/2006/picture">
                 <pic:pic>
                   <pic:nvPicPr>
-                    <pic:cNvPr descr="image/01.png" id="16" name="Picture"/>
+                    <pic:cNvPr descr="image/01.jpg" id="27" name="Picture"/>
                     <pic:cNvPicPr>
                       <a:picLocks noChangeArrowheads="1" noChangeAspect="1"/>
                     </pic:cNvPicPr>
                   </pic:nvPicPr>
                   <pic:blipFill>
-                    <a:blip r:embed="rId14"/>
+                    <a:blip r:embed="rId25"/>
                     <a:stretch>
                       <a:fillRect/>
                     </a:stretch>
@@ -1587,7 +2104,7 @@
                   <pic:spPr bwMode="auto">
                     <a:xfrm>
                       <a:off x="0" y="0"/>
-                      <a:ext cx="3733800" cy="1532631"/>
+                      <a:ext cx="5067300" cy="3479818"/>
                     </a:xfrm>
                     <a:prstGeom prst="rect">
                       <a:avLst/>
@@ -1611,11 +2128,36 @@
         <w:pStyle w:val="ImageCaption"/>
       </w:pPr>
       <w:r>
-        <w:t xml:space="preserve">Работа алгоритма взлома ключа</w:t>
-      </w:r>
-    </w:p>
-    <w:bookmarkEnd w:id="17"/>
-    <w:bookmarkStart w:id="21" w:name="fig:002"/>
+        <w:t xml:space="preserve">атака на повторно использованный XOR-ключ</w:t>
+      </w:r>
+    </w:p>
+    <w:bookmarkEnd w:id="28"/>
+    <w:bookmarkStart w:id="32" w:name="X9a44d8c6a0eb94561c1a942b67e09c6564e8c3d"/>
+    <w:p>
+      <w:pPr>
+        <w:pStyle w:val="Heading2"/>
+      </w:pPr>
+      <w:r>
+        <w:rPr>
+          <w:rStyle w:val="SectionNumber"/>
+        </w:rPr>
+        <w:t xml:space="preserve">3.3</w:t>
+      </w:r>
+      <w:r>
+        <w:tab/>
+      </w:r>
+      <w:r>
+        <w:t xml:space="preserve">точное XOR-шифрование и расшифровка UTF-8</w:t>
+      </w:r>
+    </w:p>
+    <w:p>
+      <w:pPr>
+        <w:pStyle w:val="FirstParagraph"/>
+      </w:pPr>
+      <w:r>
+        <w:t xml:space="preserve">XOR применяется к байтам UTF-8; обе фразы имеют длину 25 байт. Обратное преобразование восстанавливает каждую фразу точно, без замены букв. Здесь новый случайный ключ, отличный от снимка атаки.</w:t>
+      </w:r>
+    </w:p>
     <w:p>
       <w:pPr>
         <w:pStyle w:val="CaptionedFigure"/>
@@ -1623,20 +2165,20 @@
       <w:r>
         <w:drawing>
           <wp:inline>
-            <wp:extent cx="3733800" cy="1071832"/>
+            <wp:extent cx="5067300" cy="3479818"/>
             <wp:effectExtent b="0" l="0" r="0" t="0"/>
-            <wp:docPr descr="Работа алгоритма шифрования и дешивровки" title="" id="19" name="Picture"/>
+            <wp:docPr descr="точное XOR-шифрование и расшифровка UTF-8" title="" id="30" name="Picture"/>
             <a:graphic>
               <a:graphicData uri="http://schemas.openxmlformats.org/drawingml/2006/picture">
                 <pic:pic>
                   <pic:nvPicPr>
-                    <pic:cNvPr descr="image/02.png" id="20" name="Picture"/>
+                    <pic:cNvPr descr="image/02.jpg" id="31" name="Picture"/>
                     <pic:cNvPicPr>
                       <a:picLocks noChangeArrowheads="1" noChangeAspect="1"/>
                     </pic:cNvPicPr>
                   </pic:nvPicPr>
                   <pic:blipFill>
-                    <a:blip r:embed="rId18"/>
+                    <a:blip r:embed="rId29"/>
                     <a:stretch>
                       <a:fillRect/>
                     </a:stretch>
@@ -1644,7 +2186,7 @@
                   <pic:spPr bwMode="auto">
                     <a:xfrm>
                       <a:off x="0" y="0"/>
-                      <a:ext cx="3733800" cy="1071832"/>
+                      <a:ext cx="5067300" cy="3479818"/>
                     </a:xfrm>
                     <a:prstGeom prst="rect">
                       <a:avLst/>
@@ -1668,19 +2210,27 @@
         <w:pStyle w:val="ImageCaption"/>
       </w:pPr>
       <w:r>
-        <w:t xml:space="preserve">Работа алгоритма шифрования и дешивровки</w:t>
-      </w:r>
-    </w:p>
-    <w:bookmarkEnd w:id="21"/>
-    <w:bookmarkEnd w:id="22"/>
-    <w:bookmarkEnd w:id="23"/>
-    <w:bookmarkStart w:id="24" w:name="выводы"/>
+        <w:t xml:space="preserve">точное XOR-шифрование и расшифровка UTF-8</w:t>
+      </w:r>
+    </w:p>
+    <w:bookmarkEnd w:id="32"/>
+    <w:bookmarkEnd w:id="33"/>
+    <w:bookmarkStart w:id="34" w:name="выводы"/>
     <w:p>
       <w:pPr>
         <w:pStyle w:val="Heading1"/>
       </w:pPr>
       <w:r>
-        <w:t xml:space="preserve">4. Выводы</w:t>
+        <w:rPr>
+          <w:rStyle w:val="SectionNumber"/>
+        </w:rPr>
+        <w:t xml:space="preserve">4</w:t>
+      </w:r>
+      <w:r>
+        <w:tab/>
+      </w:r>
+      <w:r>
+        <w:t xml:space="preserve">Выводы</w:t>
       </w:r>
     </w:p>
     <w:p>
@@ -1691,8 +2241,8 @@
         <w:t xml:space="preserve">В ходе выполнения лабораторной работы было разработано приложение, позволяющее шифровать тексты в режиме однократного гаммирования.</w:t>
       </w:r>
     </w:p>
-    <w:bookmarkEnd w:id="24"/>
-    <w:bookmarkStart w:id="27" w:name="список-литературы"/>
+    <w:bookmarkEnd w:id="34"/>
+    <w:bookmarkStart w:id="37" w:name="список-литературы"/>
     <w:p>
       <w:pPr>
         <w:pStyle w:val="Heading1"/>
@@ -1703,13 +2253,13 @@
     </w:p>
     <w:p>
       <w:pPr>
-        <w:pStyle w:val="Compact"/>
         <w:numPr>
           <w:ilvl w:val="0"/>
           <w:numId w:val="1002"/>
         </w:numPr>
-      </w:pPr>
-      <w:hyperlink r:id="rId25">
+        <w:pStyle w:val="Compact"/>
+      </w:pPr>
+      <w:hyperlink r:id="rId35">
         <w:r>
           <w:rPr>
             <w:rStyle w:val="Hyperlink"/>
@@ -1720,13 +2270,13 @@
     </w:p>
     <w:p>
       <w:pPr>
-        <w:pStyle w:val="Compact"/>
         <w:numPr>
           <w:ilvl w:val="0"/>
           <w:numId w:val="1002"/>
         </w:numPr>
-      </w:pPr>
-      <w:hyperlink r:id="rId26">
+        <w:pStyle w:val="Compact"/>
+      </w:pPr>
+      <w:hyperlink r:id="rId36">
         <w:r>
           <w:rPr>
             <w:rStyle w:val="Hyperlink"/>
@@ -1735,7 +2285,7 @@
         </w:r>
       </w:hyperlink>
     </w:p>
-    <w:bookmarkEnd w:id="27"/>
+    <w:bookmarkEnd w:id="37"/>
     <w:sectPr>
       <w:footnotePr>
         <w:numRestart w:val="eachSect"/>
@@ -1771,14 +2321,14 @@
 <file path=word/numbering.xml><?xml version="1.0" encoding="utf-8"?>
 <w:numbering xmlns:w="http://schemas.openxmlformats.org/wordprocessingml/2006/main">
   <w:abstractNum w:abstractNumId="990">
-    <w:nsid w:val="0000A990"/>
+    <w:nsid w:val="A990"/>
     <w:multiLevelType w:val="multilevel"/>
     <w:lvl w:ilvl="0">
       <w:numFmt w:val="bullet"/>
       <w:lvlText w:val=" "/>
       <w:lvlJc w:val="left"/>
       <w:pPr>
-        <w:ind w:left="720" w:hanging="360"/>
+        <w:ind w:left="720" w:hanging="480"/>
       </w:pPr>
     </w:lvl>
     <w:lvl w:ilvl="1">
@@ -1786,7 +2336,7 @@
       <w:lvlText w:val=" "/>
       <w:lvlJc w:val="left"/>
       <w:pPr>
-        <w:ind w:left="1440" w:hanging="360"/>
+        <w:ind w:left="1440" w:hanging="480"/>
       </w:pPr>
     </w:lvl>
     <w:lvl w:ilvl="2">
@@ -1794,7 +2344,7 @@
       <w:lvlText w:val=" "/>
       <w:lvlJc w:val="left"/>
       <w:pPr>
-        <w:ind w:left="2160" w:hanging="360"/>
+        <w:ind w:left="2160" w:hanging="480"/>
       </w:pPr>
     </w:lvl>
     <w:lvl w:ilvl="3">
@@ -1802,7 +2352,7 @@
       <w:lvlText w:val=" "/>
       <w:lvlJc w:val="left"/>
       <w:pPr>
-        <w:ind w:left="2880" w:hanging="360"/>
+        <w:ind w:left="2880" w:hanging="480"/>
       </w:pPr>
     </w:lvl>
     <w:lvl w:ilvl="4">
@@ -1810,7 +2360,7 @@
       <w:lvlText w:val=" "/>
       <w:lvlJc w:val="left"/>
       <w:pPr>
-        <w:ind w:left="3600" w:hanging="360"/>
+        <w:ind w:left="3600" w:hanging="480"/>
       </w:pPr>
     </w:lvl>
     <w:lvl w:ilvl="5">
@@ -1818,7 +2368,7 @@
       <w:lvlText w:val=" "/>
       <w:lvlJc w:val="left"/>
       <w:pPr>
-        <w:ind w:left="4320" w:hanging="360"/>
+        <w:ind w:left="4320" w:hanging="480"/>
       </w:pPr>
     </w:lvl>
     <w:lvl w:ilvl="6">
@@ -1826,7 +2376,7 @@
       <w:lvlText w:val=" "/>
       <w:lvlJc w:val="left"/>
       <w:pPr>
-        <w:ind w:left="5040" w:hanging="360"/>
+        <w:ind w:left="5040" w:hanging="480"/>
       </w:pPr>
     </w:lvl>
     <w:lvl w:ilvl="7">
@@ -1834,7 +2384,7 @@
       <w:lvlText w:val=" "/>
       <w:lvlJc w:val="left"/>
       <w:pPr>
-        <w:ind w:left="5760" w:hanging="360"/>
+        <w:ind w:left="5760" w:hanging="480"/>
       </w:pPr>
     </w:lvl>
     <w:lvl w:ilvl="8">
@@ -1842,12 +2392,12 @@
       <w:lvlText w:val=" "/>
       <w:lvlJc w:val="left"/>
       <w:pPr>
-        <w:ind w:left="6480" w:hanging="360"/>
+        <w:ind w:left="6480" w:hanging="480"/>
       </w:pPr>
     </w:lvl>
   </w:abstractNum>
   <w:abstractNum w:abstractNumId="99411">
-    <w:nsid w:val="00A99411"/>
+    <w:nsid w:val="A99411"/>
     <w:multiLevelType w:val="multilevel"/>
     <w:lvl w:ilvl="0">
       <w:start w:val="1"/>
@@ -1855,7 +2405,7 @@
       <w:lvlText w:val="%1."/>
       <w:lvlJc w:val="left"/>
       <w:pPr>
-        <w:ind w:left="720" w:hanging="360"/>
+        <w:ind w:left="720" w:hanging="480"/>
       </w:pPr>
     </w:lvl>
     <w:lvl w:ilvl="1">
@@ -1864,7 +2414,7 @@
       <w:lvlText w:val="%2."/>
       <w:lvlJc w:val="left"/>
       <w:pPr>
-        <w:ind w:left="1440" w:hanging="360"/>
+        <w:ind w:left="1440" w:hanging="480"/>
       </w:pPr>
     </w:lvl>
     <w:lvl w:ilvl="2">
@@ -1873,7 +2423,7 @@
       <w:lvlText w:val="%3."/>
       <w:lvlJc w:val="left"/>
       <w:pPr>
-        <w:ind w:left="2160" w:hanging="360"/>
+        <w:ind w:left="2160" w:hanging="480"/>
       </w:pPr>
     </w:lvl>
     <w:lvl w:ilvl="3">
@@ -1882,7 +2432,7 @@
       <w:lvlText w:val="%4."/>
       <w:lvlJc w:val="left"/>
       <w:pPr>
-        <w:ind w:left="2880" w:hanging="360"/>
+        <w:ind w:left="2880" w:hanging="480"/>
       </w:pPr>
     </w:lvl>
     <w:lvl w:ilvl="4">
@@ -1891,7 +2441,7 @@
       <w:lvlText w:val="%5."/>
       <w:lvlJc w:val="left"/>
       <w:pPr>
-        <w:ind w:left="3600" w:hanging="360"/>
+        <w:ind w:left="3600" w:hanging="480"/>
       </w:pPr>
     </w:lvl>
     <w:lvl w:ilvl="5">
@@ -1900,7 +2450,7 @@
       <w:lvlText w:val="%6."/>
       <w:lvlJc w:val="left"/>
       <w:pPr>
-        <w:ind w:left="4320" w:hanging="360"/>
+        <w:ind w:left="4320" w:hanging="480"/>
       </w:pPr>
     </w:lvl>
     <w:lvl w:ilvl="6">
@@ -1909,7 +2459,7 @@
       <w:lvlText w:val="%7."/>
       <w:lvlJc w:val="left"/>
       <w:pPr>
-        <w:ind w:left="5040" w:hanging="360"/>
+        <w:ind w:left="5040" w:hanging="480"/>
       </w:pPr>
     </w:lvl>
     <w:lvl w:ilvl="7">
@@ -1918,7 +2468,7 @@
       <w:lvlText w:val="%8."/>
       <w:lvlJc w:val="left"/>
       <w:pPr>
-        <w:ind w:left="5760" w:hanging="360"/>
+        <w:ind w:left="5760" w:hanging="480"/>
       </w:pPr>
     </w:lvl>
     <w:lvl w:ilvl="8">
@@ -1927,7 +2477,7 @@
       <w:lvlText w:val="%9."/>
       <w:lvlJc w:val="left"/>
       <w:pPr>
-        <w:ind w:left="6480" w:hanging="360"/>
+        <w:ind w:left="6480" w:hanging="480"/>
       </w:pPr>
     </w:lvl>
   </w:abstractNum>
@@ -2653,266 +3203,270 @@
       <w:color w:themeColor="accent1" w:themeShade="BF" w:val="365F91"/>
     </w:rPr>
   </w:style>
-  <w:style w:type="paragraph" w:customStyle="1" w:styleId="SourceCode">
+  <w:style w:customStyle="1" w:styleId="SourceCode" w:type="paragraph">
     <w:name w:val="Source Code"/>
     <w:basedOn w:val="Normal"/>
     <w:link w:val="VerbatimChar"/>
     <w:pPr>
       <w:wordWrap w:val="off"/>
-      <w:shd w:val="clear" w:fill="f1f3f5"/>
+      <w:shd w:fill="f1f3f5" w:val="clear"/>
     </w:pPr>
-  </w:style>
-  <w:style w:type="character" w:customStyle="1" w:styleId="KeywordTok">
+    <w:rPr>
+      <w:rFonts w:ascii="DejaVu Sans Mono" w:hAnsi="DejaVu Sans Mono"/>
+      <w:sz w:val="15"/>
+    </w:rPr>
+  </w:style>
+  <w:style w:customStyle="1" w:styleId="KeywordTok" w:type="character">
     <w:name w:val="KeywordTok"/>
     <w:basedOn w:val="VerbatimChar"/>
     <w:rPr>
       <w:b/>
       <w:color w:val="003b4f"/>
-      <w:shd w:val="clear" w:fill="f1f3f5"/>
-    </w:rPr>
-  </w:style>
-  <w:style w:type="character" w:customStyle="1" w:styleId="DataTypeTok">
+      <w:shd w:fill="f1f3f5" w:val="clear"/>
+    </w:rPr>
+  </w:style>
+  <w:style w:customStyle="1" w:styleId="DataTypeTok" w:type="character">
     <w:name w:val="DataTypeTok"/>
     <w:basedOn w:val="VerbatimChar"/>
     <w:rPr>
       <w:color w:val="ad0000"/>
-      <w:shd w:val="clear" w:fill="f1f3f5"/>
-    </w:rPr>
-  </w:style>
-  <w:style w:type="character" w:customStyle="1" w:styleId="DecValTok">
+      <w:shd w:fill="f1f3f5" w:val="clear"/>
+    </w:rPr>
+  </w:style>
+  <w:style w:customStyle="1" w:styleId="DecValTok" w:type="character">
     <w:name w:val="DecValTok"/>
     <w:basedOn w:val="VerbatimChar"/>
     <w:rPr>
       <w:color w:val="ad0000"/>
-      <w:shd w:val="clear" w:fill="f1f3f5"/>
-    </w:rPr>
-  </w:style>
-  <w:style w:type="character" w:customStyle="1" w:styleId="BaseNTok">
+      <w:shd w:fill="f1f3f5" w:val="clear"/>
+    </w:rPr>
+  </w:style>
+  <w:style w:customStyle="1" w:styleId="BaseNTok" w:type="character">
     <w:name w:val="BaseNTok"/>
     <w:basedOn w:val="VerbatimChar"/>
     <w:rPr>
       <w:color w:val="ad0000"/>
-      <w:shd w:val="clear" w:fill="f1f3f5"/>
-    </w:rPr>
-  </w:style>
-  <w:style w:type="character" w:customStyle="1" w:styleId="FloatTok">
+      <w:shd w:fill="f1f3f5" w:val="clear"/>
+    </w:rPr>
+  </w:style>
+  <w:style w:customStyle="1" w:styleId="FloatTok" w:type="character">
     <w:name w:val="FloatTok"/>
     <w:basedOn w:val="VerbatimChar"/>
     <w:rPr>
       <w:color w:val="ad0000"/>
-      <w:shd w:val="clear" w:fill="f1f3f5"/>
-    </w:rPr>
-  </w:style>
-  <w:style w:type="character" w:customStyle="1" w:styleId="ConstantTok">
+      <w:shd w:fill="f1f3f5" w:val="clear"/>
+    </w:rPr>
+  </w:style>
+  <w:style w:customStyle="1" w:styleId="ConstantTok" w:type="character">
     <w:name w:val="ConstantTok"/>
     <w:basedOn w:val="VerbatimChar"/>
     <w:rPr>
       <w:color w:val="8f5902"/>
-      <w:shd w:val="clear" w:fill="f1f3f5"/>
-    </w:rPr>
-  </w:style>
-  <w:style w:type="character" w:customStyle="1" w:styleId="CharTok">
+      <w:shd w:fill="f1f3f5" w:val="clear"/>
+    </w:rPr>
+  </w:style>
+  <w:style w:customStyle="1" w:styleId="CharTok" w:type="character">
     <w:name w:val="CharTok"/>
     <w:basedOn w:val="VerbatimChar"/>
     <w:rPr>
       <w:color w:val="20794d"/>
-      <w:shd w:val="clear" w:fill="f1f3f5"/>
-    </w:rPr>
-  </w:style>
-  <w:style w:type="character" w:customStyle="1" w:styleId="SpecialCharTok">
+      <w:shd w:fill="f1f3f5" w:val="clear"/>
+    </w:rPr>
+  </w:style>
+  <w:style w:customStyle="1" w:styleId="SpecialCharTok" w:type="character">
     <w:name w:val="SpecialCharTok"/>
     <w:basedOn w:val="VerbatimChar"/>
     <w:rPr>
       <w:color w:val="5e5e5e"/>
-      <w:shd w:val="clear" w:fill="f1f3f5"/>
-    </w:rPr>
-  </w:style>
-  <w:style w:type="character" w:customStyle="1" w:styleId="StringTok">
+      <w:shd w:fill="f1f3f5" w:val="clear"/>
+    </w:rPr>
+  </w:style>
+  <w:style w:customStyle="1" w:styleId="StringTok" w:type="character">
     <w:name w:val="StringTok"/>
     <w:basedOn w:val="VerbatimChar"/>
     <w:rPr>
       <w:color w:val="20794d"/>
-      <w:shd w:val="clear" w:fill="f1f3f5"/>
-    </w:rPr>
-  </w:style>
-  <w:style w:type="character" w:customStyle="1" w:styleId="VerbatimStringTok">
+      <w:shd w:fill="f1f3f5" w:val="clear"/>
+    </w:rPr>
+  </w:style>
+  <w:style w:customStyle="1" w:styleId="VerbatimStringTok" w:type="character">
     <w:name w:val="VerbatimStringTok"/>
     <w:basedOn w:val="VerbatimChar"/>
     <w:rPr>
       <w:color w:val="20794d"/>
-      <w:shd w:val="clear" w:fill="f1f3f5"/>
-    </w:rPr>
-  </w:style>
-  <w:style w:type="character" w:customStyle="1" w:styleId="SpecialStringTok">
+      <w:shd w:fill="f1f3f5" w:val="clear"/>
+    </w:rPr>
+  </w:style>
+  <w:style w:customStyle="1" w:styleId="SpecialStringTok" w:type="character">
     <w:name w:val="SpecialStringTok"/>
     <w:basedOn w:val="VerbatimChar"/>
     <w:rPr>
       <w:color w:val="20794d"/>
-      <w:shd w:val="clear" w:fill="f1f3f5"/>
-    </w:rPr>
-  </w:style>
-  <w:style w:type="character" w:customStyle="1" w:styleId="ImportTok">
+      <w:shd w:fill="f1f3f5" w:val="clear"/>
+    </w:rPr>
+  </w:style>
+  <w:style w:customStyle="1" w:styleId="ImportTok" w:type="character">
     <w:name w:val="ImportTok"/>
     <w:basedOn w:val="VerbatimChar"/>
     <w:rPr>
       <w:color w:val="00769e"/>
-      <w:shd w:val="clear" w:fill="f1f3f5"/>
-    </w:rPr>
-  </w:style>
-  <w:style w:type="character" w:customStyle="1" w:styleId="CommentTok">
+      <w:shd w:fill="f1f3f5" w:val="clear"/>
+    </w:rPr>
+  </w:style>
+  <w:style w:customStyle="1" w:styleId="CommentTok" w:type="character">
     <w:name w:val="CommentTok"/>
     <w:basedOn w:val="VerbatimChar"/>
     <w:rPr>
       <w:color w:val="5e5e5e"/>
-      <w:shd w:val="clear" w:fill="f1f3f5"/>
-    </w:rPr>
-  </w:style>
-  <w:style w:type="character" w:customStyle="1" w:styleId="DocumentationTok">
+      <w:shd w:fill="f1f3f5" w:val="clear"/>
+    </w:rPr>
+  </w:style>
+  <w:style w:customStyle="1" w:styleId="DocumentationTok" w:type="character">
     <w:name w:val="DocumentationTok"/>
     <w:basedOn w:val="VerbatimChar"/>
     <w:rPr>
       <w:i/>
       <w:color w:val="5e5e5e"/>
-      <w:shd w:val="clear" w:fill="f1f3f5"/>
-    </w:rPr>
-  </w:style>
-  <w:style w:type="character" w:customStyle="1" w:styleId="AnnotationTok">
+      <w:shd w:fill="f1f3f5" w:val="clear"/>
+    </w:rPr>
+  </w:style>
+  <w:style w:customStyle="1" w:styleId="AnnotationTok" w:type="character">
     <w:name w:val="AnnotationTok"/>
     <w:basedOn w:val="VerbatimChar"/>
     <w:rPr>
       <w:color w:val="5e5e5e"/>
-      <w:shd w:val="clear" w:fill="f1f3f5"/>
-    </w:rPr>
-  </w:style>
-  <w:style w:type="character" w:customStyle="1" w:styleId="CommentVarTok">
+      <w:shd w:fill="f1f3f5" w:val="clear"/>
+    </w:rPr>
+  </w:style>
+  <w:style w:customStyle="1" w:styleId="CommentVarTok" w:type="character">
     <w:name w:val="CommentVarTok"/>
     <w:basedOn w:val="VerbatimChar"/>
     <w:rPr>
       <w:i/>
       <w:color w:val="5e5e5e"/>
-      <w:shd w:val="clear" w:fill="f1f3f5"/>
-    </w:rPr>
-  </w:style>
-  <w:style w:type="character" w:customStyle="1" w:styleId="OtherTok">
+      <w:shd w:fill="f1f3f5" w:val="clear"/>
+    </w:rPr>
+  </w:style>
+  <w:style w:customStyle="1" w:styleId="OtherTok" w:type="character">
     <w:name w:val="OtherTok"/>
     <w:basedOn w:val="VerbatimChar"/>
     <w:rPr>
       <w:color w:val="003b4f"/>
-      <w:shd w:val="clear" w:fill="f1f3f5"/>
-    </w:rPr>
-  </w:style>
-  <w:style w:type="character" w:customStyle="1" w:styleId="FunctionTok">
+      <w:shd w:fill="f1f3f5" w:val="clear"/>
+    </w:rPr>
+  </w:style>
+  <w:style w:customStyle="1" w:styleId="FunctionTok" w:type="character">
     <w:name w:val="FunctionTok"/>
     <w:basedOn w:val="VerbatimChar"/>
     <w:rPr>
       <w:color w:val="4758ab"/>
-      <w:shd w:val="clear" w:fill="f1f3f5"/>
-    </w:rPr>
-  </w:style>
-  <w:style w:type="character" w:customStyle="1" w:styleId="VariableTok">
+      <w:shd w:fill="f1f3f5" w:val="clear"/>
+    </w:rPr>
+  </w:style>
+  <w:style w:customStyle="1" w:styleId="VariableTok" w:type="character">
     <w:name w:val="VariableTok"/>
     <w:basedOn w:val="VerbatimChar"/>
     <w:rPr>
       <w:color w:val="111111"/>
-      <w:shd w:val="clear" w:fill="f1f3f5"/>
-    </w:rPr>
-  </w:style>
-  <w:style w:type="character" w:customStyle="1" w:styleId="ControlFlowTok">
+      <w:shd w:fill="f1f3f5" w:val="clear"/>
+    </w:rPr>
+  </w:style>
+  <w:style w:customStyle="1" w:styleId="ControlFlowTok" w:type="character">
     <w:name w:val="ControlFlowTok"/>
     <w:basedOn w:val="VerbatimChar"/>
     <w:rPr>
       <w:b/>
       <w:color w:val="003b4f"/>
-      <w:shd w:val="clear" w:fill="f1f3f5"/>
-    </w:rPr>
-  </w:style>
-  <w:style w:type="character" w:customStyle="1" w:styleId="OperatorTok">
+      <w:shd w:fill="f1f3f5" w:val="clear"/>
+    </w:rPr>
+  </w:style>
+  <w:style w:customStyle="1" w:styleId="OperatorTok" w:type="character">
     <w:name w:val="OperatorTok"/>
     <w:basedOn w:val="VerbatimChar"/>
     <w:rPr>
       <w:color w:val="5e5e5e"/>
-      <w:shd w:val="clear" w:fill="f1f3f5"/>
-    </w:rPr>
-  </w:style>
-  <w:style w:type="character" w:customStyle="1" w:styleId="BuiltInTok">
+      <w:shd w:fill="f1f3f5" w:val="clear"/>
+    </w:rPr>
+  </w:style>
+  <w:style w:customStyle="1" w:styleId="BuiltInTok" w:type="character">
     <w:name w:val="BuiltInTok"/>
     <w:basedOn w:val="VerbatimChar"/>
     <w:rPr>
       <w:color w:val="003b4f"/>
-      <w:shd w:val="clear" w:fill="f1f3f5"/>
-    </w:rPr>
-  </w:style>
-  <w:style w:type="character" w:customStyle="1" w:styleId="ExtensionTok">
+      <w:shd w:fill="f1f3f5" w:val="clear"/>
+    </w:rPr>
+  </w:style>
+  <w:style w:customStyle="1" w:styleId="ExtensionTok" w:type="character">
     <w:name w:val="ExtensionTok"/>
     <w:basedOn w:val="VerbatimChar"/>
     <w:rPr>
       <w:color w:val="003b4f"/>
-      <w:shd w:val="clear" w:fill="f1f3f5"/>
-    </w:rPr>
-  </w:style>
-  <w:style w:type="character" w:customStyle="1" w:styleId="PreprocessorTok">
+      <w:shd w:fill="f1f3f5" w:val="clear"/>
+    </w:rPr>
+  </w:style>
+  <w:style w:customStyle="1" w:styleId="PreprocessorTok" w:type="character">
     <w:name w:val="PreprocessorTok"/>
     <w:basedOn w:val="VerbatimChar"/>
     <w:rPr>
       <w:color w:val="ad0000"/>
-      <w:shd w:val="clear" w:fill="f1f3f5"/>
-    </w:rPr>
-  </w:style>
-  <w:style w:type="character" w:customStyle="1" w:styleId="AttributeTok">
+      <w:shd w:fill="f1f3f5" w:val="clear"/>
+    </w:rPr>
+  </w:style>
+  <w:style w:customStyle="1" w:styleId="AttributeTok" w:type="character">
     <w:name w:val="AttributeTok"/>
     <w:basedOn w:val="VerbatimChar"/>
     <w:rPr>
       <w:color w:val="657422"/>
-      <w:shd w:val="clear" w:fill="f1f3f5"/>
-    </w:rPr>
-  </w:style>
-  <w:style w:type="character" w:customStyle="1" w:styleId="RegionMarkerTok">
+      <w:shd w:fill="f1f3f5" w:val="clear"/>
+    </w:rPr>
+  </w:style>
+  <w:style w:customStyle="1" w:styleId="RegionMarkerTok" w:type="character">
     <w:name w:val="RegionMarkerTok"/>
     <w:basedOn w:val="VerbatimChar"/>
     <w:rPr>
       <w:color w:val="003b4f"/>
-      <w:shd w:val="clear" w:fill="f1f3f5"/>
-    </w:rPr>
-  </w:style>
-  <w:style w:type="character" w:customStyle="1" w:styleId="InformationTok">
+      <w:shd w:fill="f1f3f5" w:val="clear"/>
+    </w:rPr>
+  </w:style>
+  <w:style w:customStyle="1" w:styleId="InformationTok" w:type="character">
     <w:name w:val="InformationTok"/>
     <w:basedOn w:val="VerbatimChar"/>
     <w:rPr>
       <w:color w:val="5e5e5e"/>
-      <w:shd w:val="clear" w:fill="f1f3f5"/>
-    </w:rPr>
-  </w:style>
-  <w:style w:type="character" w:customStyle="1" w:styleId="WarningTok">
+      <w:shd w:fill="f1f3f5" w:val="clear"/>
+    </w:rPr>
+  </w:style>
+  <w:style w:customStyle="1" w:styleId="WarningTok" w:type="character">
     <w:name w:val="WarningTok"/>
     <w:basedOn w:val="VerbatimChar"/>
     <w:rPr>
       <w:i/>
       <w:color w:val="5e5e5e"/>
-      <w:shd w:val="clear" w:fill="f1f3f5"/>
-    </w:rPr>
-  </w:style>
-  <w:style w:type="character" w:customStyle="1" w:styleId="AlertTok">
+      <w:shd w:fill="f1f3f5" w:val="clear"/>
+    </w:rPr>
+  </w:style>
+  <w:style w:customStyle="1" w:styleId="AlertTok" w:type="character">
     <w:name w:val="AlertTok"/>
     <w:basedOn w:val="VerbatimChar"/>
     <w:rPr>
       <w:color w:val="ad0000"/>
-      <w:shd w:val="clear" w:fill="f1f3f5"/>
-    </w:rPr>
-  </w:style>
-  <w:style w:type="character" w:customStyle="1" w:styleId="ErrorTok">
+      <w:shd w:fill="f1f3f5" w:val="clear"/>
+    </w:rPr>
+  </w:style>
+  <w:style w:customStyle="1" w:styleId="ErrorTok" w:type="character">
     <w:name w:val="ErrorTok"/>
     <w:basedOn w:val="VerbatimChar"/>
     <w:rPr>
       <w:color w:val="ad0000"/>
-      <w:shd w:val="clear" w:fill="f1f3f5"/>
-    </w:rPr>
-  </w:style>
-  <w:style w:type="character" w:customStyle="1" w:styleId="NormalTok">
+      <w:shd w:fill="f1f3f5" w:val="clear"/>
+    </w:rPr>
+  </w:style>
+  <w:style w:customStyle="1" w:styleId="NormalTok" w:type="character">
     <w:name w:val="NormalTok"/>
     <w:basedOn w:val="VerbatimChar"/>
     <w:rPr>
       <w:color w:val="003b4f"/>
-      <w:shd w:val="clear" w:fill="f1f3f5"/>
+      <w:shd w:fill="f1f3f5" w:val="clear"/>
     </w:rPr>
   </w:style>
 </w:styles>
